--- a/04_Analysis/MTV_ZIF69_보고서_최종.docx
+++ b/04_Analysis/MTV_ZIF69_보고서_최종.docx
@@ -6295,6 +6295,30 @@
           <w:i w:val="0"/>
           <w:sz w:val="20"/>
         </w:rPr>
+        <w:t xml:space="preserve">오차의 범위 — 자리 배치 분산. </w:t>
+      </w:r>
+      <w:r>
+        <w:rPr>
+          <w:rFonts w:ascii="Times New Roman" w:hAnsi="Times New Roman" w:eastAsia="맑은 고딕"/>
+          <w:b w:val="0"/>
+          <w:i w:val="0"/>
+          <w:sz w:val="20"/>
+        </w:rPr>
+        <w:t>본 보고서의 ±σ는 같은 구조를 같은 조건으로 반복 계산할 때의 통계 재현성이다. 부분 치환 구조에는 이와 별개의 오차 축이 있다 — 같은 치환율이라도 24개 자리 중 어느 14개에 넣었는가가 이완 후 기공 기하를 바꾼다. 승자 조성과 동일한 조성비로 치환 자리만 달리한 6개 독립 실현의 건조 흡착을 측정한 결과, 실현 간 표준편차는 로딩 0.096 mol/kg(상대 8.1%, 통계 오차의 7.2배), Q_st 0.93 kJ/mol(3.4배)였고, 로딩은 실현별 공동 크기와 반상관했다(r≈−0.7) — 잡음이 아니라 기하 다형성이다. 이 분산을 합성하면 치환의 전 구간 효과(로딩 6.8σ, Q_st 8.1σ)와 사다리 초반 계단은 그대로 유의하지만, 인접 격자점 간 미세 간격 다수는 유의성을 잃는다. 6절의 승자 간격 2.10σ는 통계 오차 기준이며, 습윤 작업 용량의 배치 분산은 아직 측정되지 않았다 — 건조와 같은 비율을 가정하면 0.7σ, 없다고 가정하면 2.1σ 사이에 있다. 따라서 58.3%는 “측정된 제약 안에서 생존자 중 통계적 1위”로 읽어야 하며, 조성 간 미세 서열의 확정에는 실현 앙상블 기반의 오차가 필요하다는 것이 본 연구의 마지막 방법론적 결론이다.</w:t>
+      </w:r>
+    </w:p>
+    <w:p>
+      <w:pPr>
+        <w:spacing w:line="240" w:lineRule="auto" w:after="100"/>
+        <w:jc w:val="both"/>
+      </w:pPr>
+      <w:r>
+        <w:rPr>
+          <w:rFonts w:ascii="Times New Roman" w:hAnsi="Times New Roman" w:eastAsia="맑은 고딕"/>
+          <w:b/>
+          <w:i w:val="0"/>
+          <w:sz w:val="20"/>
+        </w:rPr>
         <w:t xml:space="preserve">결론. </w:t>
       </w:r>
       <w:r>

--- a/04_Analysis/MTV_ZIF69_보고서_최종.docx
+++ b/04_Analysis/MTV_ZIF69_보고서_최종.docx
@@ -1505,7 +1505,7 @@
           <w:i w:val="0"/>
           <w:sz w:val="24"/>
         </w:rPr>
-        <w:t>3. 모체의 선택 — sod를 떠나 gme로</w:t>
+        <w:t>3. 모체와 링커의 선택 — 무엇을 버렸고 왜 버렸는가</w:t>
       </w:r>
     </w:p>
     <w:p>
@@ -1535,7 +1535,1098 @@
           <w:i w:val="0"/>
           <w:sz w:val="20"/>
         </w:rPr>
-        <w:t>ZIF-69는 Zn(nIm)(cbIm) — 니트로이미다졸레이트와 5-클로로벤조이미다졸레이트가 1:1로 섞인, 그 자체로 다변량(MTV) 골격이다. 단위셀 600원자에 치환 가능한 −Cl 자리가 정확히 24개이므로 치환율은 1/24 = 4.17%p 간격의 이산 격자가 된다. −Cl 하나가 −SO₃H로 바뀌면 원자가 4개 늘므로(원자 수 = 600+4n) 조성이 조용히 어긋나면 원자 수 검산에서 걸린다. 벤치마크한 대체 작용기 12계열(−NO₂, −Br, −CF₃, −SO₂CH₃, −C≡N 등) 중 −SO₃H를 이긴 것은 없었다 — 최선의 −NO₂ 100%도 Q_st 28.87 kJ/mol로 목표대에 못 미친다. −SO₃H의 힘은 황이 아니라 말단 −OH의 수소결합 공여에 있다(설폰만 남긴 −SO₂CH₃가 최하위권이라는 것이 그 반증이다). 이 사실이 이후 모든 결과를 지배한다.</w:t>
+        <w:t>ZIF-69는 Zn(nIm)(cbIm) — 니트로이미다졸레이트와 5-클로로벤조이미다졸레이트가 1:1로 섞인, 그 자체로 다변량(MTV) 골격이다. 단위셀 600원자에 치환 가능한 −Cl 자리가 정확히 24개이므로 치환율은 1/24 = 4.17%p 간격의 이산 격자가 된다. −Cl 하나가 −SO₃H로 바뀌면 원자가 4개 늘므로(원자 수 = 600+4n) 조성이 조용히 어긋나면 원자 수 검산에서 걸린다.</w:t>
+      </w:r>
+    </w:p>
+    <w:p>
+      <w:pPr>
+        <w:spacing w:line="240" w:lineRule="auto" w:after="60" w:before="120"/>
+      </w:pPr>
+      <w:r>
+        <w:rPr>
+          <w:rFonts w:ascii="Times New Roman" w:hAnsi="Times New Roman" w:eastAsia="맑은 고딕"/>
+          <w:b/>
+          <w:i w:val="0"/>
+          <w:sz w:val="21"/>
+        </w:rPr>
+        <w:t>3-1. 버린 세 노선과 그 근거</w:t>
+      </w:r>
+    </w:p>
+    <w:p>
+      <w:pPr>
+        <w:spacing w:line="240" w:lineRule="auto" w:after="100"/>
+        <w:jc w:val="both"/>
+      </w:pPr>
+      <w:r>
+        <w:rPr>
+          <w:rFonts w:ascii="Times New Roman" w:hAnsi="Times New Roman" w:eastAsia="맑은 고딕"/>
+          <w:b w:val="0"/>
+          <w:i w:val="0"/>
+          <w:sz w:val="20"/>
+        </w:rPr>
+        <w:t xml:space="preserve">−SO₃H에 이르기까지 세 노선을 정량적 근거로 닫았다. </w:t>
+      </w:r>
+      <w:r>
+        <w:rPr>
+          <w:rFonts w:ascii="Times New Roman" w:hAnsi="Times New Roman" w:eastAsia="맑은 고딕"/>
+          <w:b/>
+          <w:i w:val="0"/>
+          <w:sz w:val="20"/>
+        </w:rPr>
+        <w:t>① 기공 축소</w:t>
+      </w:r>
+      <w:r>
+        <w:rPr>
+          <w:rFonts w:ascii="Times New Roman" w:hAnsi="Times New Roman" w:eastAsia="맑은 고딕"/>
+          <w:b w:val="0"/>
+          <w:i w:val="0"/>
+          <w:sz w:val="20"/>
+        </w:rPr>
+        <w:t xml:space="preserve"> — 공동을 좁혀 분산력을 키우려 했으나 ZIF-8에서는 치환기가 창구를 먼저 막아 반증됐다. 다만 이 실패에서 −SO₃H가 부산물로 나왔다. </w:t>
+      </w:r>
+      <w:r>
+        <w:rPr>
+          <w:rFonts w:ascii="Times New Roman" w:hAnsi="Times New Roman" w:eastAsia="맑은 고딕"/>
+          <w:b/>
+          <w:i w:val="0"/>
+          <w:sz w:val="20"/>
+        </w:rPr>
+        <w:t>② 게이트 오프닝</w:t>
+      </w:r>
+      <w:r>
+        <w:rPr>
+          <w:rFonts w:ascii="Times New Roman" w:hAnsi="Times New Roman" w:eastAsia="맑은 고딕"/>
+          <w:b w:val="0"/>
+          <w:i w:val="0"/>
+          <w:sz w:val="20"/>
+        </w:rPr>
+        <w:t xml:space="preserve"> — 링커 회전으로 창구를 넓히는 경로는 구속 스캔으로 배제했다. 24° 회전에 드는 골격 변형이 셀당 281 kJ/mol인데 0.15 bar 흡착이 갚는 것은 14~29에 그친다(1/20~1/10). 실험에서 열린 상은 1.47 GPa 알코올이 채운 조건이었고, 그 구조를 빈 골격으로 이완시키면 스윙각이 24.55°→0.67°로 스스로 닫힌다. 이 배제 덕분에 유연 골격 MD 없이 강체 스크리닝이 정당화됐다. </w:t>
+      </w:r>
+      <w:r>
+        <w:rPr>
+          <w:rFonts w:ascii="Times New Roman" w:hAnsi="Times New Roman" w:eastAsia="맑은 고딕"/>
+          <w:b/>
+          <w:i w:val="0"/>
+          <w:sz w:val="20"/>
+        </w:rPr>
+        <w:t>③ 열린 금속 자리(OMS)</w:t>
+      </w:r>
+      <w:r>
+        <w:rPr>
+          <w:rFonts w:ascii="Times New Roman" w:hAnsi="Times New Roman" w:eastAsia="맑은 고딕"/>
+          <w:b w:val="0"/>
+          <w:i w:val="0"/>
+          <w:sz w:val="20"/>
+        </w:rPr>
+        <w:t xml:space="preserve"> — 셀당 OMS 하나의 레버리지가 7%뿐이라 목표 Q_st 30에 닿으려면 국소 결합 215 kJ/mol이 필요한데, 이는 공유결합보다 강해야 하므로 불가능하다. 현실적 OMS(45 kJ/mol)로는 셀당 4.8개, 즉 링커 결손 10%가 필요해 보류했다.</w:t>
+      </w:r>
+    </w:p>
+    <w:p>
+      <w:pPr>
+        <w:spacing w:line="240" w:lineRule="auto" w:after="60" w:before="120"/>
+      </w:pPr>
+      <w:r>
+        <w:rPr>
+          <w:rFonts w:ascii="Times New Roman" w:hAnsi="Times New Roman" w:eastAsia="맑은 고딕"/>
+          <w:b/>
+          <w:i w:val="0"/>
+          <w:sz w:val="21"/>
+        </w:rPr>
+        <w:t>3-2. 대체 작용기 7계열 벤치마크 — −SO₃H가 유일하게 다르다</w:t>
+      </w:r>
+    </w:p>
+    <w:p>
+      <w:pPr>
+        <w:spacing w:line="240" w:lineRule="auto" w:after="40" w:before="60"/>
+      </w:pPr>
+      <w:r>
+        <w:rPr>
+          <w:rFonts w:ascii="Times New Roman" w:hAnsi="Times New Roman" w:eastAsia="맑은 고딕"/>
+          <w:b/>
+          <w:i w:val="0"/>
+          <w:sz w:val="17"/>
+        </w:rPr>
+        <w:t>표 3. 대체 작용기 벤치마크 (동일 프로토콜, 이완 구조; 각 계열의 최적 조성)</w:t>
+      </w:r>
+    </w:p>
+    <w:tbl>
+      <w:tblPr>
+        <w:tblStyle w:val="TableGrid"/>
+        <w:tblW w:type="auto" w:w="0"/>
+        <w:jc w:val="center"/>
+        <w:tblLook w:firstColumn="1" w:firstRow="1" w:lastColumn="0" w:lastRow="0" w:noHBand="0" w:noVBand="1" w:val="04A0"/>
+      </w:tblPr>
+      <w:tblGrid>
+        <w:gridCol w:w="2324"/>
+        <w:gridCol w:w="2324"/>
+        <w:gridCol w:w="2324"/>
+        <w:gridCol w:w="2324"/>
+      </w:tblGrid>
+      <w:tr>
+        <w:tc>
+          <w:tcPr>
+            <w:tcW w:type="dxa" w:w="2324"/>
+          </w:tcPr>
+          <w:p>
+            <w:pPr>
+              <w:spacing w:after="20" w:before="20" w:line="240" w:lineRule="auto"/>
+            </w:pPr>
+            <w:r/>
+            <w:r>
+              <w:rPr>
+                <w:rFonts w:ascii="Times New Roman" w:hAnsi="Times New Roman" w:eastAsia="맑은 고딕"/>
+                <w:b/>
+                <w:i w:val="0"/>
+                <w:sz w:val="17"/>
+              </w:rPr>
+              <w:t>작용기 (최적 조성)</w:t>
+            </w:r>
+          </w:p>
+        </w:tc>
+        <w:tc>
+          <w:tcPr>
+            <w:tcW w:type="dxa" w:w="2324"/>
+          </w:tcPr>
+          <w:p>
+            <w:pPr>
+              <w:spacing w:after="20" w:before="20" w:line="240" w:lineRule="auto"/>
+              <w:jc w:val="center"/>
+            </w:pPr>
+            <w:r/>
+            <w:r>
+              <w:rPr>
+                <w:rFonts w:ascii="Times New Roman" w:hAnsi="Times New Roman" w:eastAsia="맑은 고딕"/>
+                <w:b/>
+                <w:i w:val="0"/>
+                <w:sz w:val="17"/>
+              </w:rPr>
+              <w:t>Q_st (kJ/mol)</w:t>
+            </w:r>
+          </w:p>
+        </w:tc>
+        <w:tc>
+          <w:tcPr>
+            <w:tcW w:type="dxa" w:w="2324"/>
+          </w:tcPr>
+          <w:p>
+            <w:pPr>
+              <w:spacing w:after="20" w:before="20" w:line="240" w:lineRule="auto"/>
+              <w:jc w:val="center"/>
+            </w:pPr>
+            <w:r/>
+            <w:r>
+              <w:rPr>
+                <w:rFonts w:ascii="Times New Roman" w:hAnsi="Times New Roman" w:eastAsia="맑은 고딕"/>
+                <w:b/>
+                <w:i w:val="0"/>
+                <w:sz w:val="17"/>
+              </w:rPr>
+              <w:t>0.15 bar 로딩</w:t>
+            </w:r>
+          </w:p>
+        </w:tc>
+        <w:tc>
+          <w:tcPr>
+            <w:tcW w:type="dxa" w:w="2324"/>
+          </w:tcPr>
+          <w:p>
+            <w:pPr>
+              <w:spacing w:after="20" w:before="20" w:line="240" w:lineRule="auto"/>
+              <w:jc w:val="center"/>
+            </w:pPr>
+            <w:r/>
+            <w:r>
+              <w:rPr>
+                <w:rFonts w:ascii="Times New Roman" w:hAnsi="Times New Roman" w:eastAsia="맑은 고딕"/>
+                <w:b/>
+                <w:i w:val="0"/>
+                <w:sz w:val="17"/>
+              </w:rPr>
+              <w:t>무치환 대비 ΔQ_st</w:t>
+            </w:r>
+          </w:p>
+        </w:tc>
+      </w:tr>
+      <w:tr>
+        <w:tc>
+          <w:tcPr>
+            <w:tcW w:type="dxa" w:w="2324"/>
+          </w:tcPr>
+          <w:p>
+            <w:pPr>
+              <w:spacing w:after="20" w:before="20" w:line="240" w:lineRule="auto"/>
+            </w:pPr>
+            <w:r/>
+            <w:r>
+              <w:rPr>
+                <w:rFonts w:ascii="Times New Roman" w:hAnsi="Times New Roman" w:eastAsia="맑은 고딕"/>
+                <w:b w:val="0"/>
+                <w:i w:val="0"/>
+                <w:sz w:val="17"/>
+              </w:rPr>
+              <w:t>−SO₃H (100%)</w:t>
+            </w:r>
+          </w:p>
+        </w:tc>
+        <w:tc>
+          <w:tcPr>
+            <w:tcW w:type="dxa" w:w="2324"/>
+          </w:tcPr>
+          <w:p>
+            <w:pPr>
+              <w:spacing w:after="20" w:before="20" w:line="240" w:lineRule="auto"/>
+              <w:jc w:val="center"/>
+            </w:pPr>
+            <w:r/>
+            <w:r>
+              <w:rPr>
+                <w:rFonts w:ascii="Times New Roman" w:hAnsi="Times New Roman" w:eastAsia="맑은 고딕"/>
+                <w:b w:val="0"/>
+                <w:i w:val="0"/>
+                <w:sz w:val="17"/>
+              </w:rPr>
+              <w:t>34.01 ± 0.55</w:t>
+            </w:r>
+          </w:p>
+        </w:tc>
+        <w:tc>
+          <w:tcPr>
+            <w:tcW w:type="dxa" w:w="2324"/>
+          </w:tcPr>
+          <w:p>
+            <w:pPr>
+              <w:spacing w:after="20" w:before="20" w:line="240" w:lineRule="auto"/>
+              <w:jc w:val="center"/>
+            </w:pPr>
+            <w:r/>
+            <w:r>
+              <w:rPr>
+                <w:rFonts w:ascii="Times New Roman" w:hAnsi="Times New Roman" w:eastAsia="맑은 고딕"/>
+                <w:b w:val="0"/>
+                <w:i w:val="0"/>
+                <w:sz w:val="17"/>
+              </w:rPr>
+              <w:t>1.543</w:t>
+            </w:r>
+          </w:p>
+        </w:tc>
+        <w:tc>
+          <w:tcPr>
+            <w:tcW w:type="dxa" w:w="2324"/>
+          </w:tcPr>
+          <w:p>
+            <w:pPr>
+              <w:spacing w:after="20" w:before="20" w:line="240" w:lineRule="auto"/>
+              <w:jc w:val="center"/>
+            </w:pPr>
+            <w:r/>
+            <w:r>
+              <w:rPr>
+                <w:rFonts w:ascii="Times New Roman" w:hAnsi="Times New Roman" w:eastAsia="맑은 고딕"/>
+                <w:b w:val="0"/>
+                <w:i w:val="0"/>
+                <w:sz w:val="17"/>
+              </w:rPr>
+              <w:t>+11.59</w:t>
+            </w:r>
+          </w:p>
+        </w:tc>
+      </w:tr>
+      <w:tr>
+        <w:tc>
+          <w:tcPr>
+            <w:tcW w:type="dxa" w:w="2324"/>
+          </w:tcPr>
+          <w:p>
+            <w:pPr>
+              <w:spacing w:after="20" w:before="20" w:line="240" w:lineRule="auto"/>
+            </w:pPr>
+            <w:r/>
+            <w:r>
+              <w:rPr>
+                <w:rFonts w:ascii="Times New Roman" w:hAnsi="Times New Roman" w:eastAsia="맑은 고딕"/>
+                <w:b w:val="0"/>
+                <w:i w:val="0"/>
+                <w:sz w:val="17"/>
+              </w:rPr>
+              <w:t>−SO₂CH₃ (75%)</w:t>
+            </w:r>
+          </w:p>
+        </w:tc>
+        <w:tc>
+          <w:tcPr>
+            <w:tcW w:type="dxa" w:w="2324"/>
+          </w:tcPr>
+          <w:p>
+            <w:pPr>
+              <w:spacing w:after="20" w:before="20" w:line="240" w:lineRule="auto"/>
+              <w:jc w:val="center"/>
+            </w:pPr>
+            <w:r/>
+            <w:r>
+              <w:rPr>
+                <w:rFonts w:ascii="Times New Roman" w:hAnsi="Times New Roman" w:eastAsia="맑은 고딕"/>
+                <w:b w:val="0"/>
+                <w:i w:val="0"/>
+                <w:sz w:val="17"/>
+              </w:rPr>
+              <w:t>29.01 ± 0.25</w:t>
+            </w:r>
+          </w:p>
+        </w:tc>
+        <w:tc>
+          <w:tcPr>
+            <w:tcW w:type="dxa" w:w="2324"/>
+          </w:tcPr>
+          <w:p>
+            <w:pPr>
+              <w:spacing w:after="20" w:before="20" w:line="240" w:lineRule="auto"/>
+              <w:jc w:val="center"/>
+            </w:pPr>
+            <w:r/>
+            <w:r>
+              <w:rPr>
+                <w:rFonts w:ascii="Times New Roman" w:hAnsi="Times New Roman" w:eastAsia="맑은 고딕"/>
+                <w:b w:val="0"/>
+                <w:i w:val="0"/>
+                <w:sz w:val="17"/>
+              </w:rPr>
+              <w:t>1.003</w:t>
+            </w:r>
+          </w:p>
+        </w:tc>
+        <w:tc>
+          <w:tcPr>
+            <w:tcW w:type="dxa" w:w="2324"/>
+          </w:tcPr>
+          <w:p>
+            <w:pPr>
+              <w:spacing w:after="20" w:before="20" w:line="240" w:lineRule="auto"/>
+              <w:jc w:val="center"/>
+            </w:pPr>
+            <w:r/>
+            <w:r>
+              <w:rPr>
+                <w:rFonts w:ascii="Times New Roman" w:hAnsi="Times New Roman" w:eastAsia="맑은 고딕"/>
+                <w:b w:val="0"/>
+                <w:i w:val="0"/>
+                <w:sz w:val="17"/>
+              </w:rPr>
+              <w:t>+6.59</w:t>
+            </w:r>
+          </w:p>
+        </w:tc>
+      </w:tr>
+      <w:tr>
+        <w:tc>
+          <w:tcPr>
+            <w:tcW w:type="dxa" w:w="2324"/>
+          </w:tcPr>
+          <w:p>
+            <w:pPr>
+              <w:spacing w:after="20" w:before="20" w:line="240" w:lineRule="auto"/>
+            </w:pPr>
+            <w:r/>
+            <w:r>
+              <w:rPr>
+                <w:rFonts w:ascii="Times New Roman" w:hAnsi="Times New Roman" w:eastAsia="맑은 고딕"/>
+                <w:b w:val="0"/>
+                <w:i w:val="0"/>
+                <w:sz w:val="17"/>
+              </w:rPr>
+              <w:t>−NO₂ (100%)</w:t>
+            </w:r>
+          </w:p>
+        </w:tc>
+        <w:tc>
+          <w:tcPr>
+            <w:tcW w:type="dxa" w:w="2324"/>
+          </w:tcPr>
+          <w:p>
+            <w:pPr>
+              <w:spacing w:after="20" w:before="20" w:line="240" w:lineRule="auto"/>
+              <w:jc w:val="center"/>
+            </w:pPr>
+            <w:r/>
+            <w:r>
+              <w:rPr>
+                <w:rFonts w:ascii="Times New Roman" w:hAnsi="Times New Roman" w:eastAsia="맑은 고딕"/>
+                <w:b w:val="0"/>
+                <w:i w:val="0"/>
+                <w:sz w:val="17"/>
+              </w:rPr>
+              <w:t>28.87 ± 0.35</w:t>
+            </w:r>
+          </w:p>
+        </w:tc>
+        <w:tc>
+          <w:tcPr>
+            <w:tcW w:type="dxa" w:w="2324"/>
+          </w:tcPr>
+          <w:p>
+            <w:pPr>
+              <w:spacing w:after="20" w:before="20" w:line="240" w:lineRule="auto"/>
+              <w:jc w:val="center"/>
+            </w:pPr>
+            <w:r/>
+            <w:r>
+              <w:rPr>
+                <w:rFonts w:ascii="Times New Roman" w:hAnsi="Times New Roman" w:eastAsia="맑은 고딕"/>
+                <w:b w:val="0"/>
+                <w:i w:val="0"/>
+                <w:sz w:val="17"/>
+              </w:rPr>
+              <w:t>0.879</w:t>
+            </w:r>
+          </w:p>
+        </w:tc>
+        <w:tc>
+          <w:tcPr>
+            <w:tcW w:type="dxa" w:w="2324"/>
+          </w:tcPr>
+          <w:p>
+            <w:pPr>
+              <w:spacing w:after="20" w:before="20" w:line="240" w:lineRule="auto"/>
+              <w:jc w:val="center"/>
+            </w:pPr>
+            <w:r/>
+            <w:r>
+              <w:rPr>
+                <w:rFonts w:ascii="Times New Roman" w:hAnsi="Times New Roman" w:eastAsia="맑은 고딕"/>
+                <w:b w:val="0"/>
+                <w:i w:val="0"/>
+                <w:sz w:val="17"/>
+              </w:rPr>
+              <w:t>+6.45</w:t>
+            </w:r>
+          </w:p>
+        </w:tc>
+      </w:tr>
+      <w:tr>
+        <w:tc>
+          <w:tcPr>
+            <w:tcW w:type="dxa" w:w="2324"/>
+          </w:tcPr>
+          <w:p>
+            <w:pPr>
+              <w:spacing w:after="20" w:before="20" w:line="240" w:lineRule="auto"/>
+            </w:pPr>
+            <w:r/>
+            <w:r>
+              <w:rPr>
+                <w:rFonts w:ascii="Times New Roman" w:hAnsi="Times New Roman" w:eastAsia="맑은 고딕"/>
+                <w:b w:val="0"/>
+                <w:i w:val="0"/>
+                <w:sz w:val="17"/>
+              </w:rPr>
+              <w:t>−CF₃ (75%)</w:t>
+            </w:r>
+          </w:p>
+        </w:tc>
+        <w:tc>
+          <w:tcPr>
+            <w:tcW w:type="dxa" w:w="2324"/>
+          </w:tcPr>
+          <w:p>
+            <w:pPr>
+              <w:spacing w:after="20" w:before="20" w:line="240" w:lineRule="auto"/>
+              <w:jc w:val="center"/>
+            </w:pPr>
+            <w:r/>
+            <w:r>
+              <w:rPr>
+                <w:rFonts w:ascii="Times New Roman" w:hAnsi="Times New Roman" w:eastAsia="맑은 고딕"/>
+                <w:b w:val="0"/>
+                <w:i w:val="0"/>
+                <w:sz w:val="17"/>
+              </w:rPr>
+              <w:t>26.72 ± 0.24</w:t>
+            </w:r>
+          </w:p>
+        </w:tc>
+        <w:tc>
+          <w:tcPr>
+            <w:tcW w:type="dxa" w:w="2324"/>
+          </w:tcPr>
+          <w:p>
+            <w:pPr>
+              <w:spacing w:after="20" w:before="20" w:line="240" w:lineRule="auto"/>
+              <w:jc w:val="center"/>
+            </w:pPr>
+            <w:r/>
+            <w:r>
+              <w:rPr>
+                <w:rFonts w:ascii="Times New Roman" w:hAnsi="Times New Roman" w:eastAsia="맑은 고딕"/>
+                <w:b w:val="0"/>
+                <w:i w:val="0"/>
+                <w:sz w:val="17"/>
+              </w:rPr>
+              <w:t>0.827</w:t>
+            </w:r>
+          </w:p>
+        </w:tc>
+        <w:tc>
+          <w:tcPr>
+            <w:tcW w:type="dxa" w:w="2324"/>
+          </w:tcPr>
+          <w:p>
+            <w:pPr>
+              <w:spacing w:after="20" w:before="20" w:line="240" w:lineRule="auto"/>
+              <w:jc w:val="center"/>
+            </w:pPr>
+            <w:r/>
+            <w:r>
+              <w:rPr>
+                <w:rFonts w:ascii="Times New Roman" w:hAnsi="Times New Roman" w:eastAsia="맑은 고딕"/>
+                <w:b w:val="0"/>
+                <w:i w:val="0"/>
+                <w:sz w:val="17"/>
+              </w:rPr>
+              <w:t>+4.30</w:t>
+            </w:r>
+          </w:p>
+        </w:tc>
+      </w:tr>
+      <w:tr>
+        <w:tc>
+          <w:tcPr>
+            <w:tcW w:type="dxa" w:w="2324"/>
+          </w:tcPr>
+          <w:p>
+            <w:pPr>
+              <w:spacing w:after="20" w:before="20" w:line="240" w:lineRule="auto"/>
+            </w:pPr>
+            <w:r/>
+            <w:r>
+              <w:rPr>
+                <w:rFonts w:ascii="Times New Roman" w:hAnsi="Times New Roman" w:eastAsia="맑은 고딕"/>
+                <w:b w:val="0"/>
+                <w:i w:val="0"/>
+                <w:sz w:val="17"/>
+              </w:rPr>
+              <w:t>−CH₃ (25%)</w:t>
+            </w:r>
+          </w:p>
+        </w:tc>
+        <w:tc>
+          <w:tcPr>
+            <w:tcW w:type="dxa" w:w="2324"/>
+          </w:tcPr>
+          <w:p>
+            <w:pPr>
+              <w:spacing w:after="20" w:before="20" w:line="240" w:lineRule="auto"/>
+              <w:jc w:val="center"/>
+            </w:pPr>
+            <w:r/>
+            <w:r>
+              <w:rPr>
+                <w:rFonts w:ascii="Times New Roman" w:hAnsi="Times New Roman" w:eastAsia="맑은 고딕"/>
+                <w:b w:val="0"/>
+                <w:i w:val="0"/>
+                <w:sz w:val="17"/>
+              </w:rPr>
+              <w:t>26.05 ± 0.35</w:t>
+            </w:r>
+          </w:p>
+        </w:tc>
+        <w:tc>
+          <w:tcPr>
+            <w:tcW w:type="dxa" w:w="2324"/>
+          </w:tcPr>
+          <w:p>
+            <w:pPr>
+              <w:spacing w:after="20" w:before="20" w:line="240" w:lineRule="auto"/>
+              <w:jc w:val="center"/>
+            </w:pPr>
+            <w:r/>
+            <w:r>
+              <w:rPr>
+                <w:rFonts w:ascii="Times New Roman" w:hAnsi="Times New Roman" w:eastAsia="맑은 고딕"/>
+                <w:b w:val="0"/>
+                <w:i w:val="0"/>
+                <w:sz w:val="17"/>
+              </w:rPr>
+              <w:t>0.729</w:t>
+            </w:r>
+          </w:p>
+        </w:tc>
+        <w:tc>
+          <w:tcPr>
+            <w:tcW w:type="dxa" w:w="2324"/>
+          </w:tcPr>
+          <w:p>
+            <w:pPr>
+              <w:spacing w:after="20" w:before="20" w:line="240" w:lineRule="auto"/>
+              <w:jc w:val="center"/>
+            </w:pPr>
+            <w:r/>
+            <w:r>
+              <w:rPr>
+                <w:rFonts w:ascii="Times New Roman" w:hAnsi="Times New Roman" w:eastAsia="맑은 고딕"/>
+                <w:b w:val="0"/>
+                <w:i w:val="0"/>
+                <w:sz w:val="17"/>
+              </w:rPr>
+              <w:t>+3.63</w:t>
+            </w:r>
+          </w:p>
+        </w:tc>
+      </w:tr>
+      <w:tr>
+        <w:tc>
+          <w:tcPr>
+            <w:tcW w:type="dxa" w:w="2324"/>
+          </w:tcPr>
+          <w:p>
+            <w:pPr>
+              <w:spacing w:after="20" w:before="20" w:line="240" w:lineRule="auto"/>
+            </w:pPr>
+            <w:r/>
+            <w:r>
+              <w:rPr>
+                <w:rFonts w:ascii="Times New Roman" w:hAnsi="Times New Roman" w:eastAsia="맑은 고딕"/>
+                <w:b w:val="0"/>
+                <w:i w:val="0"/>
+                <w:sz w:val="17"/>
+              </w:rPr>
+              <w:t>−C≡N (50%)</w:t>
+            </w:r>
+          </w:p>
+        </w:tc>
+        <w:tc>
+          <w:tcPr>
+            <w:tcW w:type="dxa" w:w="2324"/>
+          </w:tcPr>
+          <w:p>
+            <w:pPr>
+              <w:spacing w:after="20" w:before="20" w:line="240" w:lineRule="auto"/>
+              <w:jc w:val="center"/>
+            </w:pPr>
+            <w:r/>
+            <w:r>
+              <w:rPr>
+                <w:rFonts w:ascii="Times New Roman" w:hAnsi="Times New Roman" w:eastAsia="맑은 고딕"/>
+                <w:b w:val="0"/>
+                <w:i w:val="0"/>
+                <w:sz w:val="17"/>
+              </w:rPr>
+              <w:t>24.73 ± 0.07</w:t>
+            </w:r>
+          </w:p>
+        </w:tc>
+        <w:tc>
+          <w:tcPr>
+            <w:tcW w:type="dxa" w:w="2324"/>
+          </w:tcPr>
+          <w:p>
+            <w:pPr>
+              <w:spacing w:after="20" w:before="20" w:line="240" w:lineRule="auto"/>
+              <w:jc w:val="center"/>
+            </w:pPr>
+            <w:r/>
+            <w:r>
+              <w:rPr>
+                <w:rFonts w:ascii="Times New Roman" w:hAnsi="Times New Roman" w:eastAsia="맑은 고딕"/>
+                <w:b w:val="0"/>
+                <w:i w:val="0"/>
+                <w:sz w:val="17"/>
+              </w:rPr>
+              <w:t>0.732</w:t>
+            </w:r>
+          </w:p>
+        </w:tc>
+        <w:tc>
+          <w:tcPr>
+            <w:tcW w:type="dxa" w:w="2324"/>
+          </w:tcPr>
+          <w:p>
+            <w:pPr>
+              <w:spacing w:after="20" w:before="20" w:line="240" w:lineRule="auto"/>
+              <w:jc w:val="center"/>
+            </w:pPr>
+            <w:r/>
+            <w:r>
+              <w:rPr>
+                <w:rFonts w:ascii="Times New Roman" w:hAnsi="Times New Roman" w:eastAsia="맑은 고딕"/>
+                <w:b w:val="0"/>
+                <w:i w:val="0"/>
+                <w:sz w:val="17"/>
+              </w:rPr>
+              <w:t>+2.31</w:t>
+            </w:r>
+          </w:p>
+        </w:tc>
+      </w:tr>
+      <w:tr>
+        <w:tc>
+          <w:tcPr>
+            <w:tcW w:type="dxa" w:w="2324"/>
+          </w:tcPr>
+          <w:p>
+            <w:pPr>
+              <w:spacing w:after="20" w:before="20" w:line="240" w:lineRule="auto"/>
+            </w:pPr>
+            <w:r/>
+            <w:r>
+              <w:rPr>
+                <w:rFonts w:ascii="Times New Roman" w:hAnsi="Times New Roman" w:eastAsia="맑은 고딕"/>
+                <w:b w:val="0"/>
+                <w:i w:val="0"/>
+                <w:sz w:val="17"/>
+              </w:rPr>
+              <w:t>−F (100%)</w:t>
+            </w:r>
+          </w:p>
+        </w:tc>
+        <w:tc>
+          <w:tcPr>
+            <w:tcW w:type="dxa" w:w="2324"/>
+          </w:tcPr>
+          <w:p>
+            <w:pPr>
+              <w:spacing w:after="20" w:before="20" w:line="240" w:lineRule="auto"/>
+              <w:jc w:val="center"/>
+            </w:pPr>
+            <w:r/>
+            <w:r>
+              <w:rPr>
+                <w:rFonts w:ascii="Times New Roman" w:hAnsi="Times New Roman" w:eastAsia="맑은 고딕"/>
+                <w:b w:val="0"/>
+                <w:i w:val="0"/>
+                <w:sz w:val="17"/>
+              </w:rPr>
+              <w:t>23.03 ± 0.16</w:t>
+            </w:r>
+          </w:p>
+        </w:tc>
+        <w:tc>
+          <w:tcPr>
+            <w:tcW w:type="dxa" w:w="2324"/>
+          </w:tcPr>
+          <w:p>
+            <w:pPr>
+              <w:spacing w:after="20" w:before="20" w:line="240" w:lineRule="auto"/>
+              <w:jc w:val="center"/>
+            </w:pPr>
+            <w:r/>
+            <w:r>
+              <w:rPr>
+                <w:rFonts w:ascii="Times New Roman" w:hAnsi="Times New Roman" w:eastAsia="맑은 고딕"/>
+                <w:b w:val="0"/>
+                <w:i w:val="0"/>
+                <w:sz w:val="17"/>
+              </w:rPr>
+              <w:t>0.416</w:t>
+            </w:r>
+          </w:p>
+        </w:tc>
+        <w:tc>
+          <w:tcPr>
+            <w:tcW w:type="dxa" w:w="2324"/>
+          </w:tcPr>
+          <w:p>
+            <w:pPr>
+              <w:spacing w:after="20" w:before="20" w:line="240" w:lineRule="auto"/>
+              <w:jc w:val="center"/>
+            </w:pPr>
+            <w:r/>
+            <w:r>
+              <w:rPr>
+                <w:rFonts w:ascii="Times New Roman" w:hAnsi="Times New Roman" w:eastAsia="맑은 고딕"/>
+                <w:b w:val="0"/>
+                <w:i w:val="0"/>
+                <w:sz w:val="17"/>
+              </w:rPr>
+              <w:t>+0.61</w:t>
+            </w:r>
+          </w:p>
+        </w:tc>
+      </w:tr>
+      <w:tr>
+        <w:tc>
+          <w:tcPr>
+            <w:tcW w:type="dxa" w:w="2324"/>
+          </w:tcPr>
+          <w:p>
+            <w:pPr>
+              <w:spacing w:after="20" w:before="20" w:line="240" w:lineRule="auto"/>
+            </w:pPr>
+            <w:r/>
+            <w:r>
+              <w:rPr>
+                <w:rFonts w:ascii="Times New Roman" w:hAnsi="Times New Roman" w:eastAsia="맑은 고딕"/>
+                <w:b w:val="0"/>
+                <w:i w:val="0"/>
+                <w:sz w:val="17"/>
+              </w:rPr>
+              <w:t>−Br (100%)</w:t>
+            </w:r>
+          </w:p>
+        </w:tc>
+        <w:tc>
+          <w:tcPr>
+            <w:tcW w:type="dxa" w:w="2324"/>
+          </w:tcPr>
+          <w:p>
+            <w:pPr>
+              <w:spacing w:after="20" w:before="20" w:line="240" w:lineRule="auto"/>
+              <w:jc w:val="center"/>
+            </w:pPr>
+            <w:r/>
+            <w:r>
+              <w:rPr>
+                <w:rFonts w:ascii="Times New Roman" w:hAnsi="Times New Roman" w:eastAsia="맑은 고딕"/>
+                <w:b w:val="0"/>
+                <w:i w:val="0"/>
+                <w:sz w:val="17"/>
+              </w:rPr>
+              <w:t>22.73 ± 0.14</w:t>
+            </w:r>
+          </w:p>
+        </w:tc>
+        <w:tc>
+          <w:tcPr>
+            <w:tcW w:type="dxa" w:w="2324"/>
+          </w:tcPr>
+          <w:p>
+            <w:pPr>
+              <w:spacing w:after="20" w:before="20" w:line="240" w:lineRule="auto"/>
+              <w:jc w:val="center"/>
+            </w:pPr>
+            <w:r/>
+            <w:r>
+              <w:rPr>
+                <w:rFonts w:ascii="Times New Roman" w:hAnsi="Times New Roman" w:eastAsia="맑은 고딕"/>
+                <w:b w:val="0"/>
+                <w:i w:val="0"/>
+                <w:sz w:val="17"/>
+              </w:rPr>
+              <w:t>0.564</w:t>
+            </w:r>
+          </w:p>
+        </w:tc>
+        <w:tc>
+          <w:tcPr>
+            <w:tcW w:type="dxa" w:w="2324"/>
+          </w:tcPr>
+          <w:p>
+            <w:pPr>
+              <w:spacing w:after="20" w:before="20" w:line="240" w:lineRule="auto"/>
+              <w:jc w:val="center"/>
+            </w:pPr>
+            <w:r/>
+            <w:r>
+              <w:rPr>
+                <w:rFonts w:ascii="Times New Roman" w:hAnsi="Times New Roman" w:eastAsia="맑은 고딕"/>
+                <w:b w:val="0"/>
+                <w:i w:val="0"/>
+                <w:sz w:val="17"/>
+              </w:rPr>
+              <w:t>+0.31</w:t>
+            </w:r>
+          </w:p>
+        </w:tc>
+      </w:tr>
+      <w:tr>
+        <w:tc>
+          <w:tcPr>
+            <w:tcW w:type="dxa" w:w="2324"/>
+          </w:tcPr>
+          <w:p>
+            <w:pPr>
+              <w:spacing w:after="20" w:before="20" w:line="240" w:lineRule="auto"/>
+            </w:pPr>
+            <w:r/>
+            <w:r>
+              <w:rPr>
+                <w:rFonts w:ascii="Times New Roman" w:hAnsi="Times New Roman" w:eastAsia="맑은 고딕"/>
+                <w:b w:val="0"/>
+                <w:i w:val="0"/>
+                <w:sz w:val="17"/>
+              </w:rPr>
+              <w:t>무치환 모체</w:t>
+            </w:r>
+          </w:p>
+        </w:tc>
+        <w:tc>
+          <w:tcPr>
+            <w:tcW w:type="dxa" w:w="2324"/>
+          </w:tcPr>
+          <w:p>
+            <w:pPr>
+              <w:spacing w:after="20" w:before="20" w:line="240" w:lineRule="auto"/>
+              <w:jc w:val="center"/>
+            </w:pPr>
+            <w:r/>
+            <w:r>
+              <w:rPr>
+                <w:rFonts w:ascii="Times New Roman" w:hAnsi="Times New Roman" w:eastAsia="맑은 고딕"/>
+                <w:b w:val="0"/>
+                <w:i w:val="0"/>
+                <w:sz w:val="17"/>
+              </w:rPr>
+              <w:t>22.42 ± 0.11</w:t>
+            </w:r>
+          </w:p>
+        </w:tc>
+        <w:tc>
+          <w:tcPr>
+            <w:tcW w:type="dxa" w:w="2324"/>
+          </w:tcPr>
+          <w:p>
+            <w:pPr>
+              <w:spacing w:after="20" w:before="20" w:line="240" w:lineRule="auto"/>
+              <w:jc w:val="center"/>
+            </w:pPr>
+            <w:r/>
+            <w:r>
+              <w:rPr>
+                <w:rFonts w:ascii="Times New Roman" w:hAnsi="Times New Roman" w:eastAsia="맑은 고딕"/>
+                <w:b w:val="0"/>
+                <w:i w:val="0"/>
+                <w:sz w:val="17"/>
+              </w:rPr>
+              <w:t>0.589</w:t>
+            </w:r>
+          </w:p>
+        </w:tc>
+        <w:tc>
+          <w:tcPr>
+            <w:tcW w:type="dxa" w:w="2324"/>
+          </w:tcPr>
+          <w:p>
+            <w:pPr>
+              <w:spacing w:after="20" w:before="20" w:line="240" w:lineRule="auto"/>
+              <w:jc w:val="center"/>
+            </w:pPr>
+            <w:r/>
+            <w:r>
+              <w:rPr>
+                <w:rFonts w:ascii="Times New Roman" w:hAnsi="Times New Roman" w:eastAsia="맑은 고딕"/>
+                <w:b w:val="0"/>
+                <w:i w:val="0"/>
+                <w:sz w:val="17"/>
+              </w:rPr>
+              <w:t>기준</w:t>
+            </w:r>
+          </w:p>
+        </w:tc>
+      </w:tr>
+    </w:tbl>
+    <w:p>
+      <w:pPr>
+        <w:spacing w:line="240" w:lineRule="auto" w:after="40" w:before="0"/>
+      </w:pPr>
+    </w:p>
+    <w:p>
+      <w:pPr>
+        <w:spacing w:line="240" w:lineRule="auto" w:after="100"/>
+        <w:jc w:val="both"/>
+      </w:pPr>
+      <w:r>
+        <w:rPr>
+          <w:rFonts w:ascii="Times New Roman" w:hAnsi="Times New Roman" w:eastAsia="맑은 고딕"/>
+          <w:b w:val="0"/>
+          <w:i w:val="0"/>
+          <w:sz w:val="20"/>
+        </w:rPr>
+        <w:t xml:space="preserve">읽을 것이 셋이다. </w:t>
+      </w:r>
+      <w:r>
+        <w:rPr>
+          <w:rFonts w:ascii="Times New Roman" w:hAnsi="Times New Roman" w:eastAsia="맑은 고딕"/>
+          <w:b/>
+          <w:i w:val="0"/>
+          <w:sz w:val="20"/>
+        </w:rPr>
+        <w:t>첫째, −SO₃H만 목표대에 든다.</w:t>
+      </w:r>
+      <w:r>
+        <w:rPr>
+          <w:rFonts w:ascii="Times New Roman" w:hAnsi="Times New Roman" w:eastAsia="맑은 고딕"/>
+          <w:b w:val="0"/>
+          <w:i w:val="0"/>
+          <w:sz w:val="20"/>
+        </w:rPr>
+        <w:t xml:space="preserve"> 차점 −SO₂CH₃와 5.0 kJ/mol 차이이고, 그 아래는 무치환에서 크게 못 벗어난다. </w:t>
+      </w:r>
+      <w:r>
+        <w:rPr>
+          <w:rFonts w:ascii="Times New Roman" w:hAnsi="Times New Roman" w:eastAsia="맑은 고딕"/>
+          <w:b/>
+          <w:i w:val="0"/>
+          <w:sz w:val="20"/>
+        </w:rPr>
+        <w:t>둘째, 순수 분산력 노선은 작동하지 않는다.</w:t>
+      </w:r>
+      <w:r>
+        <w:rPr>
+          <w:rFonts w:ascii="Times New Roman" w:hAnsi="Times New Roman" w:eastAsia="맑은 고딕"/>
+          <w:b w:val="0"/>
+          <w:i w:val="0"/>
+          <w:sz w:val="20"/>
+        </w:rPr>
+        <w:t xml:space="preserve"> 큰 분극률을 노린 −Br은 100% 치환에도 무치환 대비 +0.31 kJ/mol에 그쳐 사실상 아무 일도 하지 않았고, −F는 로딩이 오히려 무치환 아래로 떨어졌다(0.589→0.416). 부피만 차지하고 정전기 자리를 만들지 못하면 손해다. </w:t>
+      </w:r>
+      <w:r>
+        <w:rPr>
+          <w:rFonts w:ascii="Times New Roman" w:hAnsi="Times New Roman" w:eastAsia="맑은 고딕"/>
+          <w:b/>
+          <w:i w:val="0"/>
+          <w:sz w:val="20"/>
+        </w:rPr>
+        <w:t>셋째, 수소결합 공여자가 있는지가 갈림길이다.</w:t>
+      </w:r>
+      <w:r>
+        <w:rPr>
+          <w:rFonts w:ascii="Times New Roman" w:hAnsi="Times New Roman" w:eastAsia="맑은 고딕"/>
+          <w:b w:val="0"/>
+          <w:i w:val="0"/>
+          <w:sz w:val="20"/>
+        </w:rPr>
+        <w:t xml:space="preserve"> −SO₂CH₃는 −SO₃H의 −OH를 −CH₃로 막은 것이다. 황과 두 산소가 같고 부피도 비슷한데, 같은 치환율에서 Q_st가 31.42 대 29.01로 </w:t>
+      </w:r>
+      <w:r>
+        <w:rPr>
+          <w:rFonts w:ascii="Times New Roman" w:hAnsi="Times New Roman" w:eastAsia="맑은 고딕"/>
+          <w:b/>
+          <w:i w:val="0"/>
+          <w:sz w:val="20"/>
+        </w:rPr>
+        <w:t>2.41 kJ/mol 벌어진다</w:t>
+      </w:r>
+      <w:r>
+        <w:rPr>
+          <w:rFonts w:ascii="Times New Roman" w:hAnsi="Times New Roman" w:eastAsia="맑은 고딕"/>
+          <w:b w:val="0"/>
+          <w:i w:val="0"/>
+          <w:sz w:val="20"/>
+        </w:rPr>
+        <w:t xml:space="preserve"> — 이 차이가 곧 공여 −OH의 몫이다. 5절에서 물이 공격하는 자리가 정확히 이 −OH이므로, 본 계열의 이득과 취약점은 같은 원자에서 나온다.</w:t>
+      </w:r>
+    </w:p>
+    <w:p>
+      <w:pPr>
+        <w:spacing w:line="240" w:lineRule="auto" w:after="100"/>
+        <w:jc w:val="both"/>
+      </w:pPr>
+      <w:r>
+        <w:rPr>
+          <w:rFonts w:ascii="Times New Roman" w:hAnsi="Times New Roman" w:eastAsia="맑은 고딕"/>
+          <w:b w:val="0"/>
+          <w:i w:val="0"/>
+          <w:sz w:val="20"/>
+        </w:rPr>
+        <w:t xml:space="preserve">이 서열은 이완 전후로 바뀐다는 점도 기록해 둔다. 이완하지 않은 구조에서는 −Br이 아릴 계열 1위였고 −SO₂CH₃가 최하위였는데, 기하를 풀자 순서가 거의 뒤집혔다. 뒤틀린 고리가 부피 큰 치환기 주변에 만든 인공적으로 좁은 자리가 풀렸기 때문이며, 극단적인 예가 −SO₂CH₃ 75%다 — 이완 전 36.90으로 전 조성 1위였다가 이완 후 29.01로 내려앉았다. </w:t>
+      </w:r>
+      <w:r>
+        <w:rPr>
+          <w:rFonts w:ascii="Times New Roman" w:hAnsi="Times New Roman" w:eastAsia="맑은 고딕"/>
+          <w:b/>
+          <w:i w:val="0"/>
+          <w:sz w:val="20"/>
+        </w:rPr>
+        <w:t>따라서 작용기 서열은 이완된 기하에서만 인용해야 한다.</w:t>
       </w:r>
     </w:p>
     <w:p>
@@ -1578,7 +2669,7 @@
           <w:i w:val="0"/>
           <w:sz w:val="17"/>
         </w:rPr>
-        <w:t>표 3. 건조 흡착 (0.15 bar CO₂, 298 K, 이완 구조)</w:t>
+        <w:t>표 4. 건조 흡착 (0.15 bar CO₂, 298 K, 이완 구조)</w:t>
       </w:r>
     </w:p>
     <w:tbl>
@@ -2280,7 +3371,7 @@
           <w:i w:val="0"/>
           <w:sz w:val="17"/>
         </w:rPr>
-        <w:t>표 4. 수분 경쟁 (RH90 = 2852.1 Pa H₂O, CO₂ 0.15 bar, 298 K; 로딩 mol/kg)</w:t>
+        <w:t>표 5. 수분 경쟁 (RH90 = 2852.1 Pa H₂O, CO₂ 0.15 bar, 298 K; 로딩 mol/kg)</w:t>
       </w:r>
     </w:p>
     <w:tbl>
@@ -3145,7 +4236,7 @@
           <w:i w:val="0"/>
           <w:sz w:val="17"/>
         </w:rPr>
-        <w:t>표 5. 습윤 작업 용량 (mol/kg). WC = 흡착 로딩 − 탈착 로딩</w:t>
+        <w:t>표 6. 습윤 작업 용량 (mol/kg). WC = 흡착 로딩 − 탈착 로딩</w:t>
       </w:r>
     </w:p>
     <w:tbl>
@@ -3756,7 +4847,7 @@
           <w:i w:val="0"/>
           <w:sz w:val="17"/>
         </w:rPr>
-        <w:t>표 6. 조성 격자의 두 관문 (LCD 감소는 이완된 모체 대비)</w:t>
+        <w:t>표 7. 조성 격자의 두 관문 (LCD 감소는 이완된 모체 대비)</w:t>
       </w:r>
     </w:p>
     <w:tbl>
@@ -4709,7 +5800,7 @@
           <w:i w:val="0"/>
           <w:sz w:val="17"/>
         </w:rPr>
-        <w:t>표 7. 혼합 치환 결과 (안정성 관문은 3종 모두 통과)</w:t>
+        <w:t>표 8. 혼합 치환 결과 (안정성 관문은 3종 모두 통과)</w:t>
       </w:r>
     </w:p>
     <w:tbl>
@@ -5126,7 +6217,7 @@
           <w:i w:val="0"/>
           <w:sz w:val="17"/>
         </w:rPr>
-        <w:t>표 8. TSA 재생 에너지 수지 (열회수 0% 가정의 보수적 상한)</w:t>
+        <w:t>표 9. TSA 재생 에너지 수지 (열회수 0% 가정의 보수적 상한)</w:t>
       </w:r>
     </w:p>
     <w:tbl>
@@ -5976,7 +7067,7 @@
           <w:i w:val="0"/>
           <w:sz w:val="17"/>
         </w:rPr>
-        <w:t>표 9. ZIF-93 앵커 검증 (Morris et al. 실측 대비)</w:t>
+        <w:t>표 10. ZIF-93 앵커 검증 (Morris et al. 실측 대비)</w:t>
       </w:r>
     </w:p>
     <w:tbl>

--- a/04_Analysis/MTV_ZIF69_보고서_최종.docx
+++ b/04_Analysis/MTV_ZIF69_보고서_최종.docx
@@ -1476,7 +1476,383 @@
           <w:i w:val="0"/>
           <w:sz w:val="20"/>
         </w:rPr>
-        <w:t>앙상블 선택에는 이유가 있다. 흡착 실험은 “일정 온도·일정 분압의 기체에 노출된 골격”이므로, 화학퍼텐셜·부피·온도를 고정하고 분자 수가 요동하는 대정준 앙상블이 물리적으로 대응한다. 흡착열 목표대 30~40 kJ/mol도 임의값이 아니다. 흡착은 기체를 좁은 공간에 가두므로 반드시 엔트로피가 줄고(ΔS&lt;0), 자발성(ΔG=ΔH−TΔS&lt;0)을 확보하려면 발열(ΔH&lt;0)이 −TΔS 항을 이겨야 한다 — 이것이 하한을 정한다. 반대로 |ΔH|가 너무 크면 재생 단계에서 같은 결합을 끊는 비용이 커진다 — 이것이 상한을 정한다. 0.15 bar라는 낮은 분압에서 포집하되 373 K 승온으로 회수한다는 공정 조건이 그 사이 창을 30~40 kJ/mol에 놓는다.</w:t>
+        <w:t>앙상블 선택에는 이유가 있다. 흡착 실험은 “일정 온도·일정 분압의 기체에 노출된 골격”이므로, 화학퍼텐셜·부피·온도를 고정하고 분자 수가 요동하는 대정준 앙상블이 물리적으로 대응한다.</w:t>
+      </w:r>
+    </w:p>
+    <w:p>
+      <w:pPr>
+        <w:spacing w:line="240" w:lineRule="auto" w:after="60" w:before="120"/>
+      </w:pPr>
+      <w:r>
+        <w:rPr>
+          <w:rFonts w:ascii="Times New Roman" w:hAnsi="Times New Roman" w:eastAsia="맑은 고딕"/>
+          <w:b/>
+          <w:i w:val="0"/>
+          <w:sz w:val="21"/>
+        </w:rPr>
+        <w:t>2-1. 흡착열 목표대 30~40 kJ/mol의 근거</w:t>
+      </w:r>
+    </w:p>
+    <w:p>
+      <w:pPr>
+        <w:spacing w:line="240" w:lineRule="auto" w:after="100"/>
+        <w:jc w:val="both"/>
+      </w:pPr>
+      <w:r>
+        <w:rPr>
+          <w:rFonts w:ascii="Times New Roman" w:hAnsi="Times New Roman" w:eastAsia="맑은 고딕"/>
+          <w:b w:val="0"/>
+          <w:i w:val="0"/>
+          <w:sz w:val="20"/>
+        </w:rPr>
+        <w:t>이 창은 본 연구의 중심 관문이므로 근거를 정량적으로 제시한다. 정성적 골격은 열역학이다 — 흡착은 기체를 좁은 공간에 가두므로 반드시 엔트로피가 줄고(ΔS&lt;0), 자발성(ΔG=ΔH−TΔS&lt;0)을 얻으려면 발열이 −TΔS를 이겨야 한다(하한). 반대로 결합이 셀수록 재생에서 같은 결합을 끊는 비용이 커진다(상한). 그러나 이것만으로는 숫자가 나오지 않으므로, 본 계열의 실측으로 창을 직접 계산했다.</w:t>
+      </w:r>
+    </w:p>
+    <w:p>
+      <w:pPr>
+        <w:spacing w:line="240" w:lineRule="auto" w:after="100"/>
+        <w:jc w:val="both"/>
+      </w:pPr>
+      <w:r>
+        <w:rPr>
+          <w:rFonts w:ascii="Times New Roman" w:hAnsi="Times New Roman" w:eastAsia="맑은 고딕"/>
+          <w:b w:val="0"/>
+          <w:i w:val="0"/>
+          <w:sz w:val="20"/>
+        </w:rPr>
+        <w:t xml:space="preserve">모형은 랑뮈어 등온선에 반트호프 온도 의존성을 결합한 것이다. 헨리 상수의 전지수 인자는 임의로 두지 않고 </w:t>
+      </w:r>
+      <w:r>
+        <w:rPr>
+          <w:rFonts w:ascii="Times New Roman" w:hAnsi="Times New Roman" w:eastAsia="맑은 고딕"/>
+          <w:b/>
+          <w:i w:val="0"/>
+          <w:sz w:val="20"/>
+        </w:rPr>
+        <w:t>본 연구 v3 세대 38개 구조의 (Q_st, K_H) 쌍을 회귀</w:t>
+      </w:r>
+      <w:r>
+        <w:rPr>
+          <w:rFonts w:ascii="Times New Roman" w:hAnsi="Times New Roman" w:eastAsia="맑은 고딕"/>
+          <w:b w:val="0"/>
+          <w:i w:val="0"/>
+          <w:sz w:val="20"/>
+        </w:rPr>
+        <w:t>해 얻었다 — ln K_H = −13.98 + 0.451·(Q_st/RT), R² = 0.945. 기울기가 1이 아니라 0.451인 것은 엔탈피–엔트로피 보상이다. 강하게 잡는 골격일수록 CO₂를 더 엄격히 정렬시켜 엔트로피를 더 잃으므로, 헨리 상수가 순수 반트호프의 예측만큼 빨리 오르지 않는다. 회귀 구간(22.4~34.0 kJ/mol)이 목표 창을 감싸므로 외삽이 아니다. 이 모형은 측정 로딩을 재현한다 — 무치환 예측 0.580 대 실측 0.589 mol/kg.</w:t>
+      </w:r>
+    </w:p>
+    <w:p>
+      <w:pPr>
+        <w:spacing w:line="240" w:lineRule="auto" w:after="40" w:before="60"/>
+      </w:pPr>
+      <w:r>
+        <w:rPr>
+          <w:rFonts w:ascii="Times New Roman" w:hAnsi="Times New Roman" w:eastAsia="맑은 고딕"/>
+          <w:b/>
+          <w:i w:val="0"/>
+          <w:sz w:val="17"/>
+        </w:rPr>
+        <w:t>표 3. 공정 조건(0.15 bar, 298→373 K)에서 계산한 최적 흡착열. 범위는 포화 용량 가정 n_sat = 2~4 mol/kg에 대한 것</w:t>
+      </w:r>
+    </w:p>
+    <w:tbl>
+      <w:tblPr>
+        <w:tblStyle w:val="TableGrid"/>
+        <w:tblW w:type="auto" w:w="0"/>
+        <w:jc w:val="center"/>
+        <w:tblLook w:firstColumn="1" w:firstRow="1" w:lastColumn="0" w:lastRow="0" w:noHBand="0" w:noVBand="1" w:val="04A0"/>
+      </w:tblPr>
+      <w:tblGrid>
+        <w:gridCol w:w="3099"/>
+        <w:gridCol w:w="3099"/>
+        <w:gridCol w:w="3099"/>
+      </w:tblGrid>
+      <w:tr>
+        <w:tc>
+          <w:tcPr>
+            <w:tcW w:type="dxa" w:w="3099"/>
+          </w:tcPr>
+          <w:p>
+            <w:pPr>
+              <w:spacing w:after="20" w:before="20" w:line="240" w:lineRule="auto"/>
+            </w:pPr>
+            <w:r/>
+            <w:r>
+              <w:rPr>
+                <w:rFonts w:ascii="Times New Roman" w:hAnsi="Times New Roman" w:eastAsia="맑은 고딕"/>
+                <w:b/>
+                <w:i w:val="0"/>
+                <w:sz w:val="17"/>
+              </w:rPr>
+              <w:t>평가 기준</w:t>
+            </w:r>
+          </w:p>
+        </w:tc>
+        <w:tc>
+          <w:tcPr>
+            <w:tcW w:type="dxa" w:w="3099"/>
+          </w:tcPr>
+          <w:p>
+            <w:pPr>
+              <w:spacing w:after="20" w:before="20" w:line="240" w:lineRule="auto"/>
+              <w:jc w:val="center"/>
+            </w:pPr>
+            <w:r/>
+            <w:r>
+              <w:rPr>
+                <w:rFonts w:ascii="Times New Roman" w:hAnsi="Times New Roman" w:eastAsia="맑은 고딕"/>
+                <w:b/>
+                <w:i w:val="0"/>
+                <w:sz w:val="17"/>
+              </w:rPr>
+              <w:t>최적 Q_st</w:t>
+            </w:r>
+          </w:p>
+        </w:tc>
+        <w:tc>
+          <w:tcPr>
+            <w:tcW w:type="dxa" w:w="3099"/>
+          </w:tcPr>
+          <w:p>
+            <w:pPr>
+              <w:spacing w:after="20" w:before="20" w:line="240" w:lineRule="auto"/>
+              <w:jc w:val="center"/>
+            </w:pPr>
+            <w:r/>
+            <w:r>
+              <w:rPr>
+                <w:rFonts w:ascii="Times New Roman" w:hAnsi="Times New Roman" w:eastAsia="맑은 고딕"/>
+                <w:b/>
+                <w:i w:val="0"/>
+                <w:sz w:val="17"/>
+              </w:rPr>
+              <w:t>허용 창 (최적의 110% 이내)</w:t>
+            </w:r>
+          </w:p>
+        </w:tc>
+      </w:tr>
+      <w:tr>
+        <w:tc>
+          <w:tcPr>
+            <w:tcW w:type="dxa" w:w="3099"/>
+          </w:tcPr>
+          <w:p>
+            <w:pPr>
+              <w:spacing w:after="20" w:before="20" w:line="240" w:lineRule="auto"/>
+            </w:pPr>
+            <w:r/>
+            <w:r>
+              <w:rPr>
+                <w:rFonts w:ascii="Times New Roman" w:hAnsi="Times New Roman" w:eastAsia="맑은 고딕"/>
+                <w:b w:val="0"/>
+                <w:i w:val="0"/>
+                <w:sz w:val="17"/>
+              </w:rPr>
+              <w:t>작업 용량 최대화</w:t>
+            </w:r>
+          </w:p>
+        </w:tc>
+        <w:tc>
+          <w:tcPr>
+            <w:tcW w:type="dxa" w:w="3099"/>
+          </w:tcPr>
+          <w:p>
+            <w:pPr>
+              <w:spacing w:after="20" w:before="20" w:line="240" w:lineRule="auto"/>
+              <w:jc w:val="center"/>
+            </w:pPr>
+            <w:r/>
+            <w:r>
+              <w:rPr>
+                <w:rFonts w:ascii="Times New Roman" w:hAnsi="Times New Roman" w:eastAsia="맑은 고딕"/>
+                <w:b w:val="0"/>
+                <w:i w:val="0"/>
+                <w:sz w:val="17"/>
+              </w:rPr>
+              <w:t>38.9 ~ 46.4</w:t>
+            </w:r>
+          </w:p>
+        </w:tc>
+        <w:tc>
+          <w:tcPr>
+            <w:tcW w:type="dxa" w:w="3099"/>
+          </w:tcPr>
+          <w:p>
+            <w:pPr>
+              <w:spacing w:after="20" w:before="20" w:line="240" w:lineRule="auto"/>
+              <w:jc w:val="center"/>
+            </w:pPr>
+            <w:r/>
+            <w:r>
+              <w:rPr>
+                <w:rFonts w:ascii="Times New Roman" w:hAnsi="Times New Roman" w:eastAsia="맑은 고딕"/>
+                <w:b w:val="0"/>
+                <w:i w:val="0"/>
+                <w:sz w:val="17"/>
+              </w:rPr>
+              <w:t>—</w:t>
+            </w:r>
+          </w:p>
+        </w:tc>
+      </w:tr>
+      <w:tr>
+        <w:tc>
+          <w:tcPr>
+            <w:tcW w:type="dxa" w:w="3099"/>
+          </w:tcPr>
+          <w:p>
+            <w:pPr>
+              <w:spacing w:after="20" w:before="20" w:line="240" w:lineRule="auto"/>
+            </w:pPr>
+            <w:r/>
+            <w:r>
+              <w:rPr>
+                <w:rFonts w:ascii="Times New Roman" w:hAnsi="Times New Roman" w:eastAsia="맑은 고딕"/>
+                <w:b w:val="0"/>
+                <w:i w:val="0"/>
+                <w:sz w:val="17"/>
+              </w:rPr>
+              <w:t>총 재생 에너지 최소화 (현열 포함)</w:t>
+            </w:r>
+          </w:p>
+        </w:tc>
+        <w:tc>
+          <w:tcPr>
+            <w:tcW w:type="dxa" w:w="3099"/>
+          </w:tcPr>
+          <w:p>
+            <w:pPr>
+              <w:spacing w:after="20" w:before="20" w:line="240" w:lineRule="auto"/>
+              <w:jc w:val="center"/>
+            </w:pPr>
+            <w:r/>
+            <w:r>
+              <w:rPr>
+                <w:rFonts w:ascii="Times New Roman" w:hAnsi="Times New Roman" w:eastAsia="맑은 고딕"/>
+                <w:b w:val="0"/>
+                <w:i w:val="0"/>
+                <w:sz w:val="17"/>
+              </w:rPr>
+              <w:t>36.0 ~ 38.0</w:t>
+            </w:r>
+          </w:p>
+        </w:tc>
+        <w:tc>
+          <w:tcPr>
+            <w:tcW w:type="dxa" w:w="3099"/>
+          </w:tcPr>
+          <w:p>
+            <w:pPr>
+              <w:spacing w:after="20" w:before="20" w:line="240" w:lineRule="auto"/>
+              <w:jc w:val="center"/>
+            </w:pPr>
+            <w:r/>
+            <w:r>
+              <w:rPr>
+                <w:rFonts w:ascii="Times New Roman" w:hAnsi="Times New Roman" w:eastAsia="맑은 고딕"/>
+                <w:b w:val="0"/>
+                <w:i w:val="0"/>
+                <w:sz w:val="17"/>
+              </w:rPr>
+              <w:t>30.2 ~ 46.3</w:t>
+            </w:r>
+          </w:p>
+        </w:tc>
+      </w:tr>
+    </w:tbl>
+    <w:p>
+      <w:pPr>
+        <w:spacing w:line="240" w:lineRule="auto" w:after="40" w:before="0"/>
+      </w:pPr>
+    </w:p>
+    <w:p>
+      <w:pPr>
+        <w:spacing w:line="240" w:lineRule="auto" w:after="100"/>
+        <w:jc w:val="both"/>
+      </w:pPr>
+      <w:r>
+        <w:rPr>
+          <w:rFonts w:ascii="Times New Roman" w:hAnsi="Times New Roman" w:eastAsia="맑은 고딕"/>
+          <w:b w:val="0"/>
+          <w:i w:val="0"/>
+          <w:sz w:val="20"/>
+        </w:rPr>
+        <w:t xml:space="preserve">두 기준이 다른 답을 준다는 점이 핵심이다. </w:t>
+      </w:r>
+      <w:r>
+        <w:rPr>
+          <w:rFonts w:ascii="Times New Roman" w:hAnsi="Times New Roman" w:eastAsia="맑은 고딕"/>
+          <w:b/>
+          <w:i w:val="0"/>
+          <w:sz w:val="20"/>
+        </w:rPr>
+        <w:t>작업 용량만 최대화하면 최적이 39~46으로 높지만, 9절에서 보듯 재생 에너지를 지배하는 것은 흡착열이 아니라 현열이다.</w:t>
+      </w:r>
+      <w:r>
+        <w:rPr>
+          <w:rFonts w:ascii="Times New Roman" w:hAnsi="Times New Roman" w:eastAsia="맑은 고딕"/>
+          <w:b w:val="0"/>
+          <w:i w:val="0"/>
+          <w:sz w:val="20"/>
+        </w:rPr>
+        <w:t xml:space="preserve"> 현열은 작업 용량에 반비례하므로 총 에너지 E = Q_st + 67.5/WC를 최소화하면 최적이 </w:t>
+      </w:r>
+      <w:r>
+        <w:rPr>
+          <w:rFonts w:ascii="Times New Roman" w:hAnsi="Times New Roman" w:eastAsia="맑은 고딕"/>
+          <w:b/>
+          <w:i w:val="0"/>
+          <w:sz w:val="20"/>
+        </w:rPr>
+        <w:t>36~38 kJ/mol</w:t>
+      </w:r>
+      <w:r>
+        <w:rPr>
+          <w:rFonts w:ascii="Times New Roman" w:hAnsi="Times New Roman" w:eastAsia="맑은 고딕"/>
+          <w:b w:val="0"/>
+          <w:i w:val="0"/>
+          <w:sz w:val="20"/>
+        </w:rPr>
+        <w:t>로 내려오고, 무엇보다 포화 용량 가정을 두 배로 바꿔도 2 kJ/mol밖에 움직이지 않는다. 창의 하한은 더 견고하다 — 어떤 가정에서도 30.2~31.6이다. 창 밖의 대가도 가파르다: Q_st 25에서 총 에너지가 126.5, 20에서 234.6 kJ/mol로 오른다(최적 79.5 대비).</w:t>
+      </w:r>
+    </w:p>
+    <w:p>
+      <w:pPr>
+        <w:spacing w:line="240" w:lineRule="auto" w:after="100"/>
+        <w:jc w:val="both"/>
+      </w:pPr>
+      <w:r>
+        <w:rPr>
+          <w:rFonts w:ascii="Times New Roman" w:hAnsi="Times New Roman" w:eastAsia="맑은 고딕"/>
+          <w:b w:val="0"/>
+          <w:i w:val="0"/>
+          <w:sz w:val="20"/>
+        </w:rPr>
+        <w:t xml:space="preserve">상한 40은 에너지 계산이 허용하는 값(약 45)보다 보수적이며, 그 근거는 다른 데 있다. 첫째, 물리흡착과 화학흡착의 경계가 그 부근이다 — 아민계 화학흡착은 80~100 kJ/mol 대역이고, 같은 모형에 Q_st 80을 넣으면 총 에너지가 549 kJ/mol로 발산한다(실제로 아민 수용액 공정의 재생 열부하가 크다는 것이 이 계열의 산업적 대응물이다). 둘째, 본 계열에서 흡착열을 40 가까이 올리려면 치환율을 크게 높여야 하는데 7절이 보이듯 구조 안정성 관문이 그보다 먼저 닫힌다. 즉 </w:t>
+      </w:r>
+      <w:r>
+        <w:rPr>
+          <w:rFonts w:ascii="Times New Roman" w:hAnsi="Times New Roman" w:eastAsia="맑은 고딕"/>
+          <w:b/>
+          <w:i w:val="0"/>
+          <w:sz w:val="20"/>
+        </w:rPr>
+        <w:t>30~40의 하한은 에너지에서 유도된 값이고, 상한은 물리흡착의 성격과 골격이 견디는 한계가 정한 값이다.</w:t>
+      </w:r>
+    </w:p>
+    <w:p>
+      <w:pPr>
+        <w:spacing w:line="240" w:lineRule="auto" w:after="100" w:before="0"/>
+        <w:ind w:left="227"/>
+      </w:pPr>
+      <w:r>
+        <w:rPr>
+          <w:rFonts w:ascii="Times New Roman" w:hAnsi="Times New Roman" w:eastAsia="맑은 고딕"/>
+          <w:b w:val="0"/>
+          <w:i w:val="0"/>
+          <w:sz w:val="17"/>
+        </w:rPr>
+        <w:t>문헌적으로도 개방 금속 자리를 갖는 대표적 CO₂ 흡착제 Mg-MOF-74의 흡착열이 약 39 kJ/mol로 이 창의 상단에 위치하며, 다공성 소재의 CO₂ 분리 평가 기준을 정리한 연구들이 흡착열 단독이 아니라 작업 용량·재생도·선택도의 조합으로 판단할 것을 권고한다. 본 절의 계산은 그 권고를 본 계열의 실측 파라미터로 구체화한 것이다.</w:t>
       </w:r>
     </w:p>
     <w:p>
@@ -1646,7 +2022,7 @@
           <w:i w:val="0"/>
           <w:sz w:val="17"/>
         </w:rPr>
-        <w:t>표 3. 대체 작용기 벤치마크 (동일 프로토콜, 이완 구조; 각 계열의 최적 조성)</w:t>
+        <w:t>표 4. 대체 작용기 벤치마크 (동일 프로토콜, 이완 구조; 각 계열의 최적 조성)</w:t>
       </w:r>
     </w:p>
     <w:tbl>
@@ -2669,7 +3045,7 @@
           <w:i w:val="0"/>
           <w:sz w:val="17"/>
         </w:rPr>
-        <w:t>표 4. 건조 흡착 (0.15 bar CO₂, 298 K, 이완 구조)</w:t>
+        <w:t>표 5. 건조 흡착 (0.15 bar CO₂, 298 K, 이완 구조)</w:t>
       </w:r>
     </w:p>
     <w:tbl>
@@ -3371,7 +3747,7 @@
           <w:i w:val="0"/>
           <w:sz w:val="17"/>
         </w:rPr>
-        <w:t>표 5. 수분 경쟁 (RH90 = 2852.1 Pa H₂O, CO₂ 0.15 bar, 298 K; 로딩 mol/kg)</w:t>
+        <w:t>표 6. 수분 경쟁 (RH90 = 2852.1 Pa H₂O, CO₂ 0.15 bar, 298 K; 로딩 mol/kg)</w:t>
       </w:r>
     </w:p>
     <w:tbl>
@@ -4236,7 +4612,7 @@
           <w:i w:val="0"/>
           <w:sz w:val="17"/>
         </w:rPr>
-        <w:t>표 6. 습윤 작업 용량 (mol/kg). WC = 흡착 로딩 − 탈착 로딩</w:t>
+        <w:t>표 7. 습윤 작업 용량 (mol/kg). WC = 흡착 로딩 − 탈착 로딩</w:t>
       </w:r>
     </w:p>
     <w:tbl>
@@ -4847,7 +5223,7 @@
           <w:i w:val="0"/>
           <w:sz w:val="17"/>
         </w:rPr>
-        <w:t>표 7. 조성 격자의 두 관문 (LCD 감소는 이완된 모체 대비)</w:t>
+        <w:t>표 8. 조성 격자의 두 관문 (LCD 감소는 이완된 모체 대비)</w:t>
       </w:r>
     </w:p>
     <w:tbl>
@@ -5800,7 +6176,7 @@
           <w:i w:val="0"/>
           <w:sz w:val="17"/>
         </w:rPr>
-        <w:t>표 8. 혼합 치환 결과 (안정성 관문은 3종 모두 통과)</w:t>
+        <w:t>표 9. 혼합 치환 결과 (안정성 관문은 3종 모두 통과)</w:t>
       </w:r>
     </w:p>
     <w:tbl>
@@ -6217,7 +6593,7 @@
           <w:i w:val="0"/>
           <w:sz w:val="17"/>
         </w:rPr>
-        <w:t>표 9. TSA 재생 에너지 수지 (열회수 0% 가정의 보수적 상한)</w:t>
+        <w:t>표 10. TSA 재생 에너지 수지 (열회수 0% 가정의 보수적 상한)</w:t>
       </w:r>
     </w:p>
     <w:tbl>
@@ -7067,7 +7443,7 @@
           <w:i w:val="0"/>
           <w:sz w:val="17"/>
         </w:rPr>
-        <w:t>표 10. ZIF-93 앵커 검증 (Morris et al. 실측 대비)</w:t>
+        <w:t>표 11. ZIF-93 앵커 검증 (Morris et al. 실측 대비)</w:t>
       </w:r>
     </w:p>
     <w:tbl>

--- a/04_Analysis/MTV_ZIF69_보고서_최종.docx
+++ b/04_Analysis/MTV_ZIF69_보고서_최종.docx
@@ -2993,7 +2993,7 @@
           <w:i w:val="0"/>
           <w:sz w:val="20"/>
         </w:rPr>
-        <w:t xml:space="preserve">이 서열은 이완 전후로 바뀐다는 점도 기록해 둔다. 이완하지 않은 구조에서는 −Br이 아릴 계열 1위였고 −SO₂CH₃가 최하위였는데, 기하를 풀자 순서가 거의 뒤집혔다. 뒤틀린 고리가 부피 큰 치환기 주변에 만든 인공적으로 좁은 자리가 풀렸기 때문이며, 극단적인 예가 −SO₂CH₃ 75%다 — 이완 전 36.90으로 전 조성 1위였다가 이완 후 29.01로 내려앉았다. </w:t>
+        <w:t xml:space="preserve">이 서열이 이완에 의존한다는 점도 기록해 둔다. 같은 구조를 이완 전후로 비교하면 −SO₂CH₃ 75%가 Q_st 36.90에서 29.01로 17.2σ, 로딩은 1.747에서 1.003으로 27.1σ 무너진다. 뒤틀린 고리가 부피 큰 치환기 주변에 만든 인공적으로 좁은 흡착 자리가 풀렸기 때문이며, 이완 전에는 2위와 10 kJ/mol 차이로 압도적 1위였던 것이 이완 후에는 0.14 차이의 접전이 된다. </w:t>
       </w:r>
       <w:r>
         <w:rPr>
@@ -6115,7 +6115,7 @@
           <w:i w:val="0"/>
           <w:sz w:val="20"/>
         </w:rPr>
-        <w:t xml:space="preserve">안정성 관문은 58.3→62.5% — 치환 자리 딱 하나(14→15/24) — 사이에서 15.7%에서 20.9%로 뛰며 닫히고, 그 위 62.5~100%는 20.3~22.5%로 거의 평평하다. 흡착 문턱(≥30 kJ/mol)은 66.7%(29.59, 1.4σ 밑)와 87.5%(31.12) 사이에서야 열린다. </w:t>
+        <w:t xml:space="preserve">안정성 관문은 58.3→62.5% — 치환 자리 딱 하나(14→15/24) — 사이에서 15.7%에서 20.9%로 뛰며 닫히고, 그 위 62.5~100%는 20.3~22.5%로 거의 평평하다. 흡착 문턱(≥30 kJ/mol)은 66.7%(29.59, 문턱 밑 1.4σ)와 75%(31.42, 문턱 위 6.5σ) 사이에서야 열린다. </w:t>
       </w:r>
       <w:r>
         <w:rPr>
